--- a/laravel-app/database/data/internship/handbooks/cyber_security/Beyond_CyberSecurity_Internship_Day_111_Student_Handbook.docx
+++ b/laravel-app/database/data/internship/handbooks/cyber_security/Beyond_CyberSecurity_Internship_Day_111_Student_Handbook.docx
@@ -38,7 +38,7 @@
           <w:color w:val="1E293B"/>
           <w:sz w:val="28"/>
         </w:rPr>
-        <w:t>Phishing Recognition And Response</w:t>
+        <w:t>Preparation And Evidence Handling — Foundations and Vocabulary</w:t>
       </w:r>
     </w:p>
     <w:p>
@@ -50,7 +50,7 @@
           <w:b w:val="0"/>
           <w:sz w:val="22"/>
         </w:rPr>
-        <w:t>Independent build. Full student study guide and practical laboratory manual for Beyond Enterprise interns.</w:t>
+        <w:t>Orientation and setup. Full student study guide and practical laboratory manual for Beyond Enterprise interns.</w:t>
       </w:r>
     </w:p>
     <w:tbl>
@@ -141,7 +141,7 @@
               <w:rPr>
                 <w:sz w:val="18"/>
               </w:rPr>
-              <w:t>Independent build</w:t>
+              <w:t>Orientation and setup</w:t>
             </w:r>
           </w:p>
         </w:tc>
@@ -167,7 +167,7 @@
               <w:rPr>
                 <w:sz w:val="18"/>
               </w:rPr>
-              <w:t>8 hours</w:t>
+              <w:t>8.0 hours</w:t>
             </w:r>
           </w:p>
         </w:tc>
@@ -180,7 +180,7 @@
               <w:rPr>
                 <w:sz w:val="18"/>
               </w:rPr>
-              <w:t>VirtualBox, Kali Linux, Ubuntu, Windows evaluation VMs, Wireshark and OWASP Juice Shop</w:t>
+              <w:t>VirtualBox, Kali Linux, isolated VMs, Autopsy/approved tools, Wireshark, hash tools</w:t>
             </w:r>
           </w:p>
         </w:tc>
@@ -198,7 +198,7 @@
           <w:color w:val="0B3F90"/>
           <w:sz w:val="20"/>
         </w:rPr>
-        <w:t>Day 111 objective  Complete the independent build for Phishing Recognition And Response: Apply phishing recognition and response safely and explain the result in a professional technical report.</w:t>
+        <w:t>Day 111 objective  Complete the orientation and setup for Preparation And Evidence Handling — Foundations and Vocabulary: Explain and demonstrate preparation and evidence handling through an authorized baseline, measurable check, documented failure mode, and independent verification.</w:t>
       </w:r>
     </w:p>
     <w:p>
@@ -270,7 +270,7 @@
           <w:b w:val="0"/>
           <w:sz w:val="22"/>
         </w:rPr>
-        <w:t>Submit: Working result evidence, design/configuration files, and a list of assumptions..</w:t>
+        <w:t>Submit: Baseline evidence, completed practical artifact, independent verification, safety/restoration record, and short professional report..</w:t>
       </w:r>
     </w:p>
     <w:p>
@@ -364,7 +364,7 @@
               <w:rPr>
                 <w:sz w:val="18"/>
               </w:rPr>
-              <w:t>0:00–0:30</w:t>
+              <w:t>0:00–0:25</w:t>
             </w:r>
           </w:p>
         </w:tc>
@@ -377,7 +377,7 @@
               <w:rPr>
                 <w:sz w:val="18"/>
               </w:rPr>
-              <w:t>Rewrite objective in own words</w:t>
+              <w:t>Review prior day + authorization checklist</w:t>
             </w:r>
           </w:p>
         </w:tc>
@@ -390,7 +390,7 @@
               <w:rPr>
                 <w:sz w:val="18"/>
               </w:rPr>
-              <w:t>Frame table</w:t>
+              <w:t>Signed pre-flight</w:t>
             </w:r>
           </w:p>
         </w:tc>
@@ -405,7 +405,7 @@
               <w:rPr>
                 <w:sz w:val="18"/>
               </w:rPr>
-              <w:t>0:30–2:30</w:t>
+              <w:t>0:25–1:10</w:t>
             </w:r>
           </w:p>
         </w:tc>
@@ -418,7 +418,7 @@
               <w:rPr>
                 <w:sz w:val="18"/>
               </w:rPr>
-              <w:t>Independent build</w:t>
+              <w:t>Concept study for today's topic</w:t>
             </w:r>
           </w:p>
         </w:tc>
@@ -431,7 +431,7 @@
               <w:rPr>
                 <w:sz w:val="18"/>
               </w:rPr>
-              <w:t>Artifact</w:t>
+              <w:t>Concept notes</w:t>
             </w:r>
           </w:p>
         </w:tc>
@@ -446,7 +446,48 @@
               <w:rPr>
                 <w:sz w:val="18"/>
               </w:rPr>
-              <w:t>2:30–2:45</w:t>
+              <w:t>1:10–2:40</w:t>
+            </w:r>
+          </w:p>
+        </w:tc>
+        <w:tc>
+          <w:tcPr>
+            <w:tcW w:type="dxa" w:w="3408"/>
+          </w:tcPr>
+          <w:p>
+            <w:r>
+              <w:rPr>
+                <w:sz w:val="18"/>
+              </w:rPr>
+              <w:t>Environment verify / light setup lab</w:t>
+            </w:r>
+          </w:p>
+        </w:tc>
+        <w:tc>
+          <w:tcPr>
+            <w:tcW w:type="dxa" w:w="3408"/>
+          </w:tcPr>
+          <w:p>
+            <w:r>
+              <w:rPr>
+                <w:sz w:val="18"/>
+              </w:rPr>
+              <w:t>Working baseline</w:t>
+            </w:r>
+          </w:p>
+        </w:tc>
+      </w:tr>
+      <w:tr>
+        <w:tc>
+          <w:tcPr>
+            <w:tcW w:type="dxa" w:w="3408"/>
+          </w:tcPr>
+          <w:p>
+            <w:r>
+              <w:rPr>
+                <w:sz w:val="18"/>
+              </w:rPr>
+              <w:t>2:40–2:55</w:t>
             </w:r>
           </w:p>
         </w:tc>
@@ -487,7 +528,7 @@
               <w:rPr>
                 <w:sz w:val="18"/>
               </w:rPr>
-              <w:t>2:45–4:15</w:t>
+              <w:t>2:55–4:40</w:t>
             </w:r>
           </w:p>
         </w:tc>
@@ -500,7 +541,7 @@
               <w:rPr>
                 <w:sz w:val="18"/>
               </w:rPr>
-              <w:t>Test / measure / review</w:t>
+              <w:t>Guided mini-exercise + expected checks</w:t>
             </w:r>
           </w:p>
         </w:tc>
@@ -513,7 +554,7 @@
               <w:rPr>
                 <w:sz w:val="18"/>
               </w:rPr>
-              <w:t>Results</w:t>
+              <w:t>First evidence</w:t>
             </w:r>
           </w:p>
         </w:tc>
@@ -528,48 +569,7 @@
               <w:rPr>
                 <w:sz w:val="18"/>
               </w:rPr>
-              <w:t>4:15–5:45</w:t>
-            </w:r>
-          </w:p>
-        </w:tc>
-        <w:tc>
-          <w:tcPr>
-            <w:tcW w:type="dxa" w:w="3408"/>
-          </w:tcPr>
-          <w:p>
-            <w:r>
-              <w:rPr>
-                <w:sz w:val="18"/>
-              </w:rPr>
-              <w:t>Documentation while building</w:t>
-            </w:r>
-          </w:p>
-        </w:tc>
-        <w:tc>
-          <w:tcPr>
-            <w:tcW w:type="dxa" w:w="3408"/>
-          </w:tcPr>
-          <w:p>
-            <w:r>
-              <w:rPr>
-                <w:sz w:val="18"/>
-              </w:rPr>
-              <w:t>README notes</w:t>
-            </w:r>
-          </w:p>
-        </w:tc>
-      </w:tr>
-      <w:tr>
-        <w:tc>
-          <w:tcPr>
-            <w:tcW w:type="dxa" w:w="3408"/>
-          </w:tcPr>
-          <w:p>
-            <w:r>
-              <w:rPr>
-                <w:sz w:val="18"/>
-              </w:rPr>
-              <w:t>5:45–6:00</w:t>
+              <w:t>4:40–4:55</w:t>
             </w:r>
           </w:p>
         </w:tc>
@@ -610,7 +610,7 @@
               <w:rPr>
                 <w:sz w:val="18"/>
               </w:rPr>
-              <w:t>6:00–8:00</w:t>
+              <w:t>4:55–6:25</w:t>
             </w:r>
           </w:p>
         </w:tc>
@@ -623,7 +623,7 @@
               <w:rPr>
                 <w:sz w:val="18"/>
               </w:rPr>
-              <w:t>Evidence + report + rehearsal</w:t>
+              <w:t>Verification + troubleshooting notes</w:t>
             </w:r>
           </w:p>
         </w:tc>
@@ -636,7 +636,48 @@
               <w:rPr>
                 <w:sz w:val="18"/>
               </w:rPr>
-              <w:t>Ready pack</w:t>
+              <w:t>Rerun proof</w:t>
+            </w:r>
+          </w:p>
+        </w:tc>
+      </w:tr>
+      <w:tr>
+        <w:tc>
+          <w:tcPr>
+            <w:tcW w:type="dxa" w:w="3408"/>
+          </w:tcPr>
+          <w:p>
+            <w:r>
+              <w:rPr>
+                <w:sz w:val="18"/>
+              </w:rPr>
+              <w:t>6:25–8:00</w:t>
+            </w:r>
+          </w:p>
+        </w:tc>
+        <w:tc>
+          <w:tcPr>
+            <w:tcW w:type="dxa" w:w="3408"/>
+          </w:tcPr>
+          <w:p>
+            <w:r>
+              <w:rPr>
+                <w:sz w:val="18"/>
+              </w:rPr>
+              <w:t>Evidence pack + report draft</w:t>
+            </w:r>
+          </w:p>
+        </w:tc>
+        <w:tc>
+          <w:tcPr>
+            <w:tcW w:type="dxa" w:w="3408"/>
+          </w:tcPr>
+          <w:p>
+            <w:r>
+              <w:rPr>
+                <w:sz w:val="18"/>
+              </w:rPr>
+              <w:t>Submission draft</w:t>
             </w:r>
           </w:p>
         </w:tc>
@@ -660,7 +701,7 @@
           <w:b w:val="0"/>
           <w:sz w:val="20"/>
         </w:rPr>
-        <w:t>Curriculum objective (source of truth): Apply phishing recognition and response safely and explain the result in a professional technical report.</w:t>
+        <w:t>Curriculum objective (source of truth): Explain and demonstrate preparation and evidence handling through an authorized baseline, measurable check, documented failure mode, and independent verification.</w:t>
       </w:r>
     </w:p>
     <w:p>
@@ -672,7 +713,7 @@
           <w:b w:val="0"/>
           <w:sz w:val="22"/>
         </w:rPr>
-        <w:t>Explain Phishing Recognition And Response to a supervisor in under two minutes.</w:t>
+        <w:t>Explain Preparation And Evidence Handling — Foundations and Vocabulary to a supervisor in under two minutes.</w:t>
       </w:r>
     </w:p>
     <w:p>
@@ -684,7 +725,7 @@
           <w:b w:val="0"/>
           <w:sz w:val="22"/>
         </w:rPr>
-        <w:t>Configure or verify the approved tools required for Phishing Recognition And Response.</w:t>
+        <w:t>Configure or verify the approved tools required for Preparation And Evidence Handling — Foundations and Vocabulary.</w:t>
       </w:r>
     </w:p>
     <w:p>
@@ -696,7 +737,7 @@
           <w:b w:val="0"/>
           <w:sz w:val="22"/>
         </w:rPr>
-        <w:t>Implement or perform the independent build practical for this topic.</w:t>
+        <w:t>Implement or perform the orientation and setup practical for this topic.</w:t>
       </w:r>
     </w:p>
     <w:p>
@@ -752,7 +793,7 @@
           <w:b w:val="0"/>
           <w:sz w:val="22"/>
         </w:rPr>
-        <w:t>Define the professional meaning of “Phishing Recognition And Response” before you use tools. Do not split the title into meaningless words. Connect each concept to today's practical action.</w:t>
+        <w:t>Define the professional meaning of “Preparation And Evidence Handling — Foundations and Vocabulary” before you use tools. Do not split the title into meaningless words. Connect each concept to today's practical action.</w:t>
       </w:r>
     </w:p>
     <w:tbl>
@@ -873,7 +914,7 @@
               <w:rPr>
                 <w:sz w:val="18"/>
               </w:rPr>
-              <w:t>Professional practice for Phishing Recognition And Response</w:t>
+              <w:t>Professional practice for Preparation And Evidence Handling — Foundations and Vocabulary</w:t>
             </w:r>
           </w:p>
         </w:tc>
@@ -1307,7 +1348,7 @@
           <w:b w:val="0"/>
           <w:sz w:val="22"/>
         </w:rPr>
-        <w:t>Tools available: VirtualBox, Kali Linux, Ubuntu, Windows evaluation VMs, Wireshark and OWASP Juice Shop.</w:t>
+        <w:t>Tools available: VirtualBox, Kali Linux, isolated VMs, Autopsy/approved tools, Wireshark, hash tools.</w:t>
       </w:r>
     </w:p>
     <w:p>
@@ -1422,7 +1463,7 @@
               <w:rPr>
                 <w:sz w:val="18"/>
               </w:rPr>
-              <w:t>VirtualBox, Kali Linux, Ubuntu, Windows evaluation VMs, Wireshark and OWASP Juice Shop</w:t>
+              <w:t>VirtualBox, Kali Linux, isolated VMs, Autopsy/approved tools, Wireshark, hash tools</w:t>
             </w:r>
           </w:p>
         </w:tc>
@@ -1504,7 +1545,7 @@
           <w:b w:val="0"/>
           <w:sz w:val="18"/>
         </w:rPr>
-        <w:t>└── Day_111_Phishing_Recognition_And_Response/</w:t>
+        <w:t>└── Day_111_Preparation_And_Evidence_Handling_Foundations_an/</w:t>
       </w:r>
     </w:p>
     <w:p>
@@ -1657,7 +1698,7 @@
           <w:b w:val="0"/>
           <w:sz w:val="18"/>
         </w:rPr>
-        <w:t>mkdir Beyond_CyberSecurity_Internship\Day_111_Phishing_Recognition_And_Response\evidence, Beyond_CyberSecurity_Internship\Day_111_Phishing_Recognition_And_Response\notebooks, Beyond_CyberSecurity_Internship\Day_111_Phishing_Recognition_And_Response\src, Beyond_CyberSecurity_Internship\Day_111_Phishing_Recognition_And_Response\data, Beyond_CyberSecurity_Internship\Day_111_Phishing_Recognition_And_Response\output, Beyond_CyberSecurity_Internship\Day_111_Phishing_Recognition_And_Response\report -Force</w:t>
+        <w:t>mkdir Beyond_CyberSecurity_Internship\Day_111_Preparation_And_Evidence_Handling_Foundations_an\evidence, Beyond_CyberSecurity_Internship\Day_111_Preparation_And_Evidence_Handling_Foundations_an\notebooks, Beyond_CyberSecurity_Internship\Day_111_Preparation_And_Evidence_Handling_Foundations_an\src, Beyond_CyberSecurity_Internship\Day_111_Preparation_And_Evidence_Handling_Foundations_an\data, Beyond_CyberSecurity_Internship\Day_111_Preparation_And_Evidence_Handling_Foundations_an\output, Beyond_CyberSecurity_Internship\Day_111_Preparation_And_Evidence_Handling_Foundations_an\report -Force</w:t>
       </w:r>
     </w:p>
     <w:p/>
@@ -1698,7 +1739,7 @@
           <w:b w:val="0"/>
           <w:sz w:val="18"/>
         </w:rPr>
-        <w:t>mkdir -p Beyond_CyberSecurity_Internship/Day_111_Phishing_Recognition_And_Response/{evidence,notebooks,src,data,output,report}</w:t>
+        <w:t>mkdir -p Beyond_CyberSecurity_Internship/Day_111_Preparation_And_Evidence_Handling_Foundations_an/{evidence,notebooks,src,data,output,report}</w:t>
       </w:r>
     </w:p>
     <w:p/>
@@ -1814,7 +1855,7 @@
           <w:color w:val="0B3F90"/>
           <w:sz w:val="24"/>
         </w:rPr>
-        <w:t>Independent build: Phishing Recognition And Response</w:t>
+        <w:t>Orientation and setup: Preparation And Evidence Handling — Foundations and Vocabulary</w:t>
       </w:r>
     </w:p>
     <w:p>
@@ -1838,7 +1879,7 @@
           <w:b w:val="0"/>
           <w:sz w:val="20"/>
         </w:rPr>
-        <w:t>• Recreate the phishing recognition and response solution from a stated scenario without copying the guided answer. Use only approved equipment or an isolated VM lab.</w:t>
+        <w:t>• Review the Day 111 scope, prerequisite from Day 110, and supervisor instructions before touching software, accounts, cables, power, rigging, networks, or equipment.</w:t>
       </w:r>
     </w:p>
     <w:p>
@@ -1850,7 +1891,7 @@
           <w:b w:val="0"/>
           <w:sz w:val="20"/>
         </w:rPr>
-        <w:t>• Work only in an authorized lab, VM or on equipment assigned by Beyond.</w:t>
+        <w:t>• Confirm the authorized lab/equipment boundary, owner, asset IDs, workspace condition, backup/rollback state, emergency procedure, and any PPE or spotter requirement.</w:t>
       </w:r>
     </w:p>
     <w:p>
@@ -1862,7 +1903,79 @@
           <w:b w:val="0"/>
           <w:sz w:val="20"/>
         </w:rPr>
-        <w:t>• Keep time entries truthful and ask the supervisor before changing production equipment.</w:t>
+        <w:t>• Verify only the approved tools for today: VirtualBox, Kali Linux, isolated VMs, Autopsy/approved tools, Wireshark, hash tools. Record versions, firmware, serial/asset references, calibration status, or configuration as relevant. Avoid unnecessary installation or updates.</w:t>
+      </w:r>
+    </w:p>
+    <w:p>
+      <w:pPr>
+        <w:spacing w:after="120"/>
+      </w:pPr>
+      <w:r>
+        <w:rPr>
+          <w:b w:val="0"/>
+          <w:sz w:val="20"/>
+        </w:rPr>
+        <w:t>• Create Day_111_preparation_and_evidence_handling__foundations_and_vocabulary with evidence, diagrams or src, checklists or tests, output, and report folders.</w:t>
+      </w:r>
+    </w:p>
+    <w:p>
+      <w:pPr>
+        <w:spacing w:after="120"/>
+      </w:pPr>
+      <w:r>
+        <w:rPr>
+          <w:b w:val="0"/>
+          <w:sz w:val="20"/>
+        </w:rPr>
+        <w:t>• Capture a privacy-reviewed baseline photograph/screenshot and record expected result, measurement units, acceptance limit, and stop condition.</w:t>
+      </w:r>
+    </w:p>
+    <w:p>
+      <w:pPr>
+        <w:spacing w:after="120"/>
+      </w:pPr>
+      <w:r>
+        <w:rPr>
+          <w:b w:val="0"/>
+          <w:sz w:val="20"/>
+        </w:rPr>
+        <w:t>• Complete the practical objective: Explain and demonstrate preparation and evidence handling through an authorized baseline, measurable check, documented failure mode, and independent verification.</w:t>
+      </w:r>
+    </w:p>
+    <w:p>
+      <w:pPr>
+        <w:spacing w:after="120"/>
+      </w:pPr>
+      <w:r>
+        <w:rPr>
+          <w:b w:val="0"/>
+          <w:sz w:val="20"/>
+        </w:rPr>
+        <w:t>• Introduce or analyze only an approved controlled fault/edge case. Troubleshoot systematically, preserve evidence, and return the lab/equipment to its approved state.</w:t>
+      </w:r>
+    </w:p>
+    <w:p>
+      <w:pPr>
+        <w:spacing w:after="120"/>
+      </w:pPr>
+      <w:r>
+        <w:rPr>
+          <w:b w:val="0"/>
+          <w:sz w:val="20"/>
+        </w:rPr>
+        <w:t>• Verify independently through a second instrument/path/test, clean rerun, configuration comparison, peer check, or supervisor sign-off. Distinguish evidence from proof.</w:t>
+      </w:r>
+    </w:p>
+    <w:p>
+      <w:pPr>
+        <w:spacing w:after="120"/>
+      </w:pPr>
+      <w:r>
+        <w:rPr>
+          <w:b w:val="0"/>
+          <w:sz w:val="20"/>
+        </w:rPr>
+        <w:t>• Complete the discipline safety/ethics checklist, inventory/custody or cleanup check, and a professional report with honest limitations and assistance disclosure.</w:t>
       </w:r>
     </w:p>
     <w:p>
@@ -1888,7 +2001,7 @@
           <w:b w:val="0"/>
           <w:sz w:val="18"/>
         </w:rPr>
-        <w:t># day_111_lab.py — Independent build: Phishing Recognition And Response</w:t>
+        <w:t># day_111_lab.py — Orientation and setup: Preparation And Evidence Handling — Foundations and Vocabulary</w:t>
       </w:r>
     </w:p>
     <w:p>
@@ -1930,7 +2043,7 @@
           <w:b w:val="0"/>
           <w:sz w:val="18"/>
         </w:rPr>
-        <w:t>"""Day 111 practical starter for Phishing Recognition And Response.</w:t>
+        <w:t>"""Day 111 practical starter for Preparation And Evidence Handling — Foundations and Vocabulary.</w:t>
       </w:r>
     </w:p>
     <w:p>
@@ -2112,7 +2225,7 @@
           <w:b w:val="0"/>
           <w:sz w:val="18"/>
         </w:rPr>
-        <w:t xml:space="preserve">    print("Program topic:", 'Phishing Recognition And Response')</w:t>
+        <w:t xml:space="preserve">    print("Program topic:", 'Preparation And Evidence Handling — Foundations and Vocabulary')</w:t>
       </w:r>
     </w:p>
     <w:p>
@@ -2126,7 +2239,7 @@
           <w:b w:val="0"/>
           <w:sz w:val="18"/>
         </w:rPr>
-        <w:t xml:space="preserve">    print("Day mode:", 'Independent build')</w:t>
+        <w:t xml:space="preserve">    print("Day mode:", 'Orientation and setup')</w:t>
       </w:r>
     </w:p>
     <w:p>
@@ -5731,7 +5844,7 @@
           <w:b w:val="0"/>
           <w:sz w:val="22"/>
         </w:rPr>
-        <w:t>Objective addressed for Phishing Recognition And Response</w:t>
+        <w:t>Objective addressed for Preparation And Evidence Handling — Foundations and Vocabulary</w:t>
       </w:r>
     </w:p>
     <w:p>
@@ -5743,7 +5856,7 @@
           <w:b w:val="0"/>
           <w:sz w:val="22"/>
         </w:rPr>
-        <w:t>Independent build practical completed</w:t>
+        <w:t>Orientation and setup practical completed</w:t>
       </w:r>
     </w:p>
     <w:p>
@@ -5835,7 +5948,7 @@
           <w:b w:val="0"/>
           <w:sz w:val="22"/>
         </w:rPr>
-        <w:t>Matches: Working result evidence, design/configuration files, and a list of assumptions.</w:t>
+        <w:t>Matches: Baseline evidence, completed practical artifact, independent verification, safety/restoration record, and short professional report.</w:t>
       </w:r>
     </w:p>
     <w:p>
@@ -5867,7 +5980,7 @@
           <w:b w:val="0"/>
           <w:sz w:val="22"/>
         </w:rPr>
-        <w:t>Explain Phishing Recognition And Response without reading.</w:t>
+        <w:t>Explain Preparation And Evidence Handling — Foundations and Vocabulary without reading.</w:t>
       </w:r>
     </w:p>
     <w:p>
@@ -5959,7 +6072,7 @@
           <w:b w:val="0"/>
           <w:sz w:val="22"/>
         </w:rPr>
-        <w:t>Today is Day 111 (Independent build) on Phishing Recognition And Response. I worked only in the authorized Beyond cybersecurity lab. I completed the practical objective, verified with a second check, and packaged evidence. Main risk: unauthorized or unsafe action; control: checklist + supervisor escalation. Limitation: classroom/lab scope only. Next: continue the topic cycle and keep documentation reproducible.</w:t>
+        <w:t>Today is Day 111 (Orientation and setup) on Preparation And Evidence Handling — Foundations and Vocabulary. I worked only in the authorized Beyond cybersecurity lab. I completed the practical objective, verified with a second check, and packaged evidence. Main risk: unauthorized or unsafe action; control: checklist + supervisor escalation. Limitation: classroom/lab scope only. Next: continue the topic cycle and keep documentation reproducible.</w:t>
       </w:r>
     </w:p>
     <w:p>
@@ -6390,7 +6503,7 @@
           <w:b w:val="0"/>
           <w:sz w:val="22"/>
         </w:rPr>
-        <w:t>Access check date: 2026-08-09. Prefer first-party sources. Do not invent URLs.</w:t>
+        <w:t>Access check date: 2026-08-10. Prefer first-party sources. Do not invent URLs.</w:t>
       </w:r>
     </w:p>
     <w:p>
